--- a/rapports/2026-06-06/EQ25/EQ25_enq3_v2/DR_032202030015/93-48-25-42.docx
+++ b/rapports/2026-06-06/EQ25/EQ25_enq3_v2/DR_032202030015/93-48-25-42.docx
@@ -2015,7 +2015,7 @@
                 <w:i w:val="0"/>
                 <w:sz w:val="17"/>
               </w:rPr>
-              <w:t>La section n'est pas renseignée pour osseynou fall, prière de la renseigner.</w:t>
+              <w:t>La section n'est pas renseignée pour cherif fall, prière de la renseigner.</w:t>
             </w:r>
           </w:p>
         </w:tc>
